--- a/template/template_infotel.docx
+++ b/template/template_infotel.docx
@@ -993,6 +993,12 @@
           </w:p>
           <w:p>
             <w:pPr>
+              <w:spacing w:before="0" w:after="0" w:line="240" w:lineRule="auto"/>
+              <w:contextualSpacing/>
+            </w:pPr>
+          </w:p>
+          <w:p>
+            <w:pPr>
               <w:pStyle w:val="Paragraphedeliste"/>
               <w:numPr>
                 <w:ilvl w:val="0"/>
@@ -1016,6 +1022,12 @@
           </w:p>
           <w:p>
             <w:pPr>
+              <w:spacing w:before="0" w:after="0" w:line="240" w:lineRule="auto"/>
+              <w:contextualSpacing/>
+            </w:pPr>
+          </w:p>
+          <w:p>
+            <w:pPr>
               <w:pStyle w:val="Paragraphedeliste"/>
               <w:numPr>
                 <w:ilvl w:val="0"/>
@@ -1039,6 +1051,12 @@
           </w:p>
           <w:p>
             <w:pPr>
+              <w:spacing w:before="0" w:after="0" w:line="240" w:lineRule="auto"/>
+              <w:contextualSpacing/>
+            </w:pPr>
+          </w:p>
+          <w:p>
+            <w:pPr>
               <w:pStyle w:val="Paragraphedeliste"/>
               <w:numPr>
                 <w:ilvl w:val="0"/>
@@ -1062,6 +1080,12 @@
           </w:p>
           <w:p>
             <w:pPr>
+              <w:spacing w:before="0" w:after="0" w:line="240" w:lineRule="auto"/>
+              <w:contextualSpacing/>
+            </w:pPr>
+          </w:p>
+          <w:p>
+            <w:pPr>
               <w:pStyle w:val="Paragraphedeliste"/>
               <w:numPr>
                 <w:ilvl w:val="0"/>
@@ -1085,6 +1109,12 @@
           </w:p>
           <w:p>
             <w:pPr>
+              <w:spacing w:before="0" w:after="0" w:line="240" w:lineRule="auto"/>
+              <w:contextualSpacing/>
+            </w:pPr>
+          </w:p>
+          <w:p>
+            <w:pPr>
               <w:pStyle w:val="Paragraphedeliste"/>
               <w:numPr>
                 <w:ilvl w:val="0"/>
@@ -1108,150 +1138,14 @@
           </w:p>
           <w:p>
             <w:pPr>
-              <w:pStyle w:val="Paragraphedeliste"/>
-              <w:widowControl/>
-              <w:numPr>
-                <w:ilvl w:val="0"/>
-                <w:numId w:val="2"/>
-              </w:numPr>
-              <w:autoSpaceDE/>
-              <w:spacing w:after="160" w:line="254" w:lineRule="auto"/>
-              <w:rPr>
-                <w:sz w:val="20"/>
-                <w:szCs w:val="20"/>
-                <w:lang w:val="fr-FR"/>
-              </w:rPr>
-            </w:pPr>
-            <w:r>
-              <w:rPr>
-                <w:sz w:val="20"/>
-                <w:szCs w:val="20"/>
-                <w:lang w:val="fr-FR"/>
-              </w:rPr>
-              <w:t>Compétence 1</w:t>
-            </w:r>
-          </w:p>
-          <w:p>
-            <w:pPr>
-              <w:pStyle w:val="Paragraphedeliste"/>
-              <w:widowControl/>
-              <w:numPr>
-                <w:ilvl w:val="0"/>
-                <w:numId w:val="2"/>
-              </w:numPr>
-              <w:autoSpaceDE/>
-              <w:spacing w:after="160" w:line="254" w:lineRule="auto"/>
-              <w:rPr>
-                <w:sz w:val="20"/>
-                <w:szCs w:val="20"/>
-                <w:lang w:val="fr-FR"/>
-              </w:rPr>
-            </w:pPr>
-            <w:r>
-              <w:rPr>
-                <w:sz w:val="20"/>
-                <w:szCs w:val="20"/>
-                <w:lang w:val="fr-FR"/>
-              </w:rPr>
-              <w:t>Compétence 2</w:t>
-            </w:r>
-          </w:p>
-          <w:p>
-            <w:pPr>
-              <w:pStyle w:val="Paragraphedeliste"/>
-              <w:widowControl/>
-              <w:numPr>
-                <w:ilvl w:val="0"/>
-                <w:numId w:val="2"/>
-              </w:numPr>
-              <w:autoSpaceDE/>
-              <w:spacing w:after="160" w:line="254" w:lineRule="auto"/>
-              <w:rPr>
-                <w:sz w:val="20"/>
-                <w:szCs w:val="20"/>
-                <w:lang w:val="fr-FR"/>
-              </w:rPr>
-            </w:pPr>
-            <w:r>
-              <w:rPr>
-                <w:sz w:val="20"/>
-                <w:szCs w:val="20"/>
-                <w:lang w:val="fr-FR"/>
-              </w:rPr>
-              <w:t>Compétence 3</w:t>
-            </w:r>
-          </w:p>
-          <w:p>
-            <w:pPr>
-              <w:pStyle w:val="Paragraphedeliste"/>
-              <w:widowControl/>
-              <w:numPr>
-                <w:ilvl w:val="0"/>
-                <w:numId w:val="2"/>
-              </w:numPr>
-              <w:autoSpaceDE/>
-              <w:spacing w:after="160" w:line="254" w:lineRule="auto"/>
-              <w:rPr>
-                <w:sz w:val="20"/>
-                <w:szCs w:val="20"/>
-                <w:lang w:val="fr-FR"/>
-              </w:rPr>
-            </w:pPr>
-            <w:r>
-              <w:rPr>
-                <w:sz w:val="20"/>
-                <w:szCs w:val="20"/>
-                <w:lang w:val="fr-FR"/>
-              </w:rPr>
-              <w:t>Compétence 4</w:t>
-            </w:r>
-          </w:p>
-          <w:p>
-            <w:pPr>
-              <w:pStyle w:val="Paragraphedeliste"/>
-              <w:widowControl/>
-              <w:numPr>
-                <w:ilvl w:val="0"/>
-                <w:numId w:val="2"/>
-              </w:numPr>
-              <w:autoSpaceDE/>
-              <w:spacing w:after="160" w:line="254" w:lineRule="auto"/>
-              <w:rPr>
-                <w:sz w:val="20"/>
-                <w:szCs w:val="20"/>
-                <w:lang w:val="fr-FR"/>
-              </w:rPr>
-            </w:pPr>
-            <w:r>
-              <w:rPr>
-                <w:sz w:val="20"/>
-                <w:szCs w:val="20"/>
-                <w:lang w:val="fr-FR"/>
-              </w:rPr>
-              <w:t>Compétence 5</w:t>
-            </w:r>
-          </w:p>
-          <w:p>
-            <w:pPr>
-              <w:pStyle w:val="Paragraphedeliste"/>
-              <w:numPr>
-                <w:ilvl w:val="0"/>
-                <w:numId w:val="2"/>
-              </w:numPr>
-              <w:spacing w:line="254" w:lineRule="auto"/>
-              <w:rPr>
-                <w:sz w:val="20"/>
-                <w:szCs w:val="20"/>
-                <w:lang w:val="fr-FR"/>
-              </w:rPr>
-            </w:pPr>
-          </w:p>
-          <w:p>
-            <w:pPr>
-              <w:spacing w:line="254" w:lineRule="auto"/>
-              <w:rPr>
-                <w:lang w:val="fr-FR"/>
-              </w:rPr>
+              <w:spacing w:before="0" w:after="0" w:line="240" w:lineRule="auto"/>
+              <w:contextualSpacing/>
+            </w:pPr>
+          </w:p>
+          <w:p>
+            <w:pPr>
+              <w:spacing w:before="0" w:after="0" w:line="240" w:lineRule="auto"/>
+              <w:contextualSpacing/>
             </w:pPr>
           </w:p>
           <w:p>

--- a/template/template_infotel.docx
+++ b/template/template_infotel.docx
@@ -551,6 +551,7 @@
       <w:tr>
         <w:trPr>
           <w:trHeight w:val="499"/>
+          <w:cantSplit w:val="false"/>
         </w:trPr>
         <w:tc>
           <w:tcPr>
@@ -613,6 +614,7 @@
       <w:tr>
         <w:trPr>
           <w:trHeight w:val="1441"/>
+          <w:cantSplit w:val="false"/>
         </w:trPr>
         <w:tc>
           <w:tcPr>
@@ -909,6 +911,7 @@
       <w:tr>
         <w:trPr>
           <w:trHeight w:val="499"/>
+          <w:cantSplit w:val="false"/>
         </w:trPr>
         <w:tc>
           <w:tcPr>
@@ -948,6 +951,7 @@
       <w:tr>
         <w:trPr>
           <w:trHeight w:val="1938"/>
+          <w:cantSplit w:val="false"/>
         </w:trPr>
         <w:tc>
           <w:tcPr>
@@ -993,6 +997,12 @@
           </w:p>
           <w:p>
             <w:pPr>
+              <w:spacing w:before="0" w:after="0" w:line="240" w:lineRule="auto"/>
+              <w:contextualSpacing/>
+            </w:pPr>
+          </w:p>
+          <w:p>
+            <w:pPr>
               <w:pStyle w:val="Paragraphedeliste"/>
               <w:numPr>
                 <w:ilvl w:val="0"/>
@@ -1016,6 +1026,12 @@
           </w:p>
           <w:p>
             <w:pPr>
+              <w:spacing w:before="0" w:after="0" w:line="240" w:lineRule="auto"/>
+              <w:contextualSpacing/>
+            </w:pPr>
+          </w:p>
+          <w:p>
+            <w:pPr>
               <w:pStyle w:val="Paragraphedeliste"/>
               <w:numPr>
                 <w:ilvl w:val="0"/>
@@ -1039,6 +1055,12 @@
           </w:p>
           <w:p>
             <w:pPr>
+              <w:spacing w:before="0" w:after="0" w:line="240" w:lineRule="auto"/>
+              <w:contextualSpacing/>
+            </w:pPr>
+          </w:p>
+          <w:p>
+            <w:pPr>
               <w:pStyle w:val="Paragraphedeliste"/>
               <w:numPr>
                 <w:ilvl w:val="0"/>
@@ -1062,6 +1084,12 @@
           </w:p>
           <w:p>
             <w:pPr>
+              <w:spacing w:before="0" w:after="0" w:line="240" w:lineRule="auto"/>
+              <w:contextualSpacing/>
+            </w:pPr>
+          </w:p>
+          <w:p>
+            <w:pPr>
               <w:pStyle w:val="Paragraphedeliste"/>
               <w:numPr>
                 <w:ilvl w:val="0"/>
@@ -1085,6 +1113,12 @@
           </w:p>
           <w:p>
             <w:pPr>
+              <w:spacing w:before="0" w:after="0" w:line="240" w:lineRule="auto"/>
+              <w:contextualSpacing/>
+            </w:pPr>
+          </w:p>
+          <w:p>
+            <w:pPr>
               <w:pStyle w:val="Paragraphedeliste"/>
               <w:numPr>
                 <w:ilvl w:val="0"/>
@@ -1108,150 +1142,14 @@
           </w:p>
           <w:p>
             <w:pPr>
-              <w:pStyle w:val="Paragraphedeliste"/>
-              <w:widowControl/>
-              <w:numPr>
-                <w:ilvl w:val="0"/>
-                <w:numId w:val="2"/>
-              </w:numPr>
-              <w:autoSpaceDE/>
-              <w:spacing w:after="160" w:line="254" w:lineRule="auto"/>
-              <w:rPr>
-                <w:sz w:val="20"/>
-                <w:szCs w:val="20"/>
-                <w:lang w:val="fr-FR"/>
-              </w:rPr>
-            </w:pPr>
-            <w:r>
-              <w:rPr>
-                <w:sz w:val="20"/>
-                <w:szCs w:val="20"/>
-                <w:lang w:val="fr-FR"/>
-              </w:rPr>
-              <w:t>Compétence 1</w:t>
-            </w:r>
-          </w:p>
-          <w:p>
-            <w:pPr>
-              <w:pStyle w:val="Paragraphedeliste"/>
-              <w:widowControl/>
-              <w:numPr>
-                <w:ilvl w:val="0"/>
-                <w:numId w:val="2"/>
-              </w:numPr>
-              <w:autoSpaceDE/>
-              <w:spacing w:after="160" w:line="254" w:lineRule="auto"/>
-              <w:rPr>
-                <w:sz w:val="20"/>
-                <w:szCs w:val="20"/>
-                <w:lang w:val="fr-FR"/>
-              </w:rPr>
-            </w:pPr>
-            <w:r>
-              <w:rPr>
-                <w:sz w:val="20"/>
-                <w:szCs w:val="20"/>
-                <w:lang w:val="fr-FR"/>
-              </w:rPr>
-              <w:t>Compétence 2</w:t>
-            </w:r>
-          </w:p>
-          <w:p>
-            <w:pPr>
-              <w:pStyle w:val="Paragraphedeliste"/>
-              <w:widowControl/>
-              <w:numPr>
-                <w:ilvl w:val="0"/>
-                <w:numId w:val="2"/>
-              </w:numPr>
-              <w:autoSpaceDE/>
-              <w:spacing w:after="160" w:line="254" w:lineRule="auto"/>
-              <w:rPr>
-                <w:sz w:val="20"/>
-                <w:szCs w:val="20"/>
-                <w:lang w:val="fr-FR"/>
-              </w:rPr>
-            </w:pPr>
-            <w:r>
-              <w:rPr>
-                <w:sz w:val="20"/>
-                <w:szCs w:val="20"/>
-                <w:lang w:val="fr-FR"/>
-              </w:rPr>
-              <w:t>Compétence 3</w:t>
-            </w:r>
-          </w:p>
-          <w:p>
-            <w:pPr>
-              <w:pStyle w:val="Paragraphedeliste"/>
-              <w:widowControl/>
-              <w:numPr>
-                <w:ilvl w:val="0"/>
-                <w:numId w:val="2"/>
-              </w:numPr>
-              <w:autoSpaceDE/>
-              <w:spacing w:after="160" w:line="254" w:lineRule="auto"/>
-              <w:rPr>
-                <w:sz w:val="20"/>
-                <w:szCs w:val="20"/>
-                <w:lang w:val="fr-FR"/>
-              </w:rPr>
-            </w:pPr>
-            <w:r>
-              <w:rPr>
-                <w:sz w:val="20"/>
-                <w:szCs w:val="20"/>
-                <w:lang w:val="fr-FR"/>
-              </w:rPr>
-              <w:t>Compétence 4</w:t>
-            </w:r>
-          </w:p>
-          <w:p>
-            <w:pPr>
-              <w:pStyle w:val="Paragraphedeliste"/>
-              <w:widowControl/>
-              <w:numPr>
-                <w:ilvl w:val="0"/>
-                <w:numId w:val="2"/>
-              </w:numPr>
-              <w:autoSpaceDE/>
-              <w:spacing w:after="160" w:line="254" w:lineRule="auto"/>
-              <w:rPr>
-                <w:sz w:val="20"/>
-                <w:szCs w:val="20"/>
-                <w:lang w:val="fr-FR"/>
-              </w:rPr>
-            </w:pPr>
-            <w:r>
-              <w:rPr>
-                <w:sz w:val="20"/>
-                <w:szCs w:val="20"/>
-                <w:lang w:val="fr-FR"/>
-              </w:rPr>
-              <w:t>Compétence 5</w:t>
-            </w:r>
-          </w:p>
-          <w:p>
-            <w:pPr>
-              <w:pStyle w:val="Paragraphedeliste"/>
-              <w:numPr>
-                <w:ilvl w:val="0"/>
-                <w:numId w:val="2"/>
-              </w:numPr>
-              <w:spacing w:line="254" w:lineRule="auto"/>
-              <w:rPr>
-                <w:sz w:val="20"/>
-                <w:szCs w:val="20"/>
-                <w:lang w:val="fr-FR"/>
-              </w:rPr>
-            </w:pPr>
-          </w:p>
-          <w:p>
-            <w:pPr>
-              <w:spacing w:line="254" w:lineRule="auto"/>
-              <w:rPr>
-                <w:lang w:val="fr-FR"/>
-              </w:rPr>
+              <w:spacing w:before="0" w:after="0" w:line="240" w:lineRule="auto"/>
+              <w:contextualSpacing/>
+            </w:pPr>
+          </w:p>
+          <w:p>
+            <w:pPr>
+              <w:spacing w:before="0" w:after="0" w:line="240" w:lineRule="auto"/>
+              <w:contextualSpacing/>
             </w:pPr>
           </w:p>
           <w:p>
@@ -1784,6 +1682,9 @@
         <w:gridCol w:w="7933"/>
       </w:tblGrid>
       <w:tr>
+        <w:trPr>
+          <w:cantSplit w:val="false"/>
+        </w:trPr>
         <w:tc>
           <w:tcPr>
             <w:tcW w:w="1701" w:type="dxa"/>
@@ -1914,6 +1815,9 @@
         </w:tc>
       </w:tr>
       <w:tr>
+        <w:trPr>
+          <w:cantSplit w:val="false"/>
+        </w:trPr>
         <w:tc>
           <w:tcPr>
             <w:tcW w:w="1701" w:type="dxa"/>
@@ -2405,6 +2309,9 @@
         <w:gridCol w:w="7933"/>
       </w:tblGrid>
       <w:tr>
+        <w:trPr>
+          <w:cantSplit w:val="false"/>
+        </w:trPr>
         <w:tc>
           <w:tcPr>
             <w:tcW w:w="1701" w:type="dxa"/>
@@ -2535,6 +2442,9 @@
         </w:tc>
       </w:tr>
       <w:tr>
+        <w:trPr>
+          <w:cantSplit w:val="false"/>
+        </w:trPr>
         <w:tc>
           <w:tcPr>
             <w:tcW w:w="1701" w:type="dxa"/>
@@ -3018,6 +2928,9 @@
         <w:gridCol w:w="7933"/>
       </w:tblGrid>
       <w:tr>
+        <w:trPr>
+          <w:cantSplit w:val="false"/>
+        </w:trPr>
         <w:tc>
           <w:tcPr>
             <w:tcW w:w="1701" w:type="dxa"/>
@@ -3149,6 +3062,9 @@
         </w:tc>
       </w:tr>
       <w:tr>
+        <w:trPr>
+          <w:cantSplit w:val="false"/>
+        </w:trPr>
         <w:tc>
           <w:tcPr>
             <w:tcW w:w="1701" w:type="dxa"/>
@@ -3632,6 +3548,9 @@
         <w:gridCol w:w="7933"/>
       </w:tblGrid>
       <w:tr>
+        <w:trPr>
+          <w:cantSplit w:val="false"/>
+        </w:trPr>
         <w:tc>
           <w:tcPr>
             <w:tcW w:w="1701" w:type="dxa"/>
@@ -3762,6 +3681,9 @@
         </w:tc>
       </w:tr>
       <w:tr>
+        <w:trPr>
+          <w:cantSplit w:val="false"/>
+        </w:trPr>
         <w:tc>
           <w:tcPr>
             <w:tcW w:w="1701" w:type="dxa"/>
@@ -4551,6 +4473,7 @@
       <w:tr>
         <w:trPr>
           <w:trHeight w:val="526"/>
+          <w:cantSplit w:val="false"/>
         </w:trPr>
         <w:tc>
           <w:tcPr>
@@ -4638,6 +4561,7 @@
       <w:tr>
         <w:trPr>
           <w:trHeight w:val="526"/>
+          <w:cantSplit w:val="false"/>
         </w:trPr>
         <w:tc>
           <w:tcPr>
@@ -4728,6 +4652,7 @@
       <w:tr>
         <w:trPr>
           <w:trHeight w:val="526"/>
+          <w:cantSplit w:val="false"/>
         </w:trPr>
         <w:tc>
           <w:tcPr>

--- a/template/template_infotel.docx
+++ b/template/template_infotel.docx
@@ -551,6 +551,7 @@
       <w:tr>
         <w:trPr>
           <w:trHeight w:val="499"/>
+          <w:cantSplit w:val="false"/>
         </w:trPr>
         <w:tc>
           <w:tcPr>
@@ -613,6 +614,7 @@
       <w:tr>
         <w:trPr>
           <w:trHeight w:val="1441"/>
+          <w:cantSplit w:val="false"/>
         </w:trPr>
         <w:tc>
           <w:tcPr>
@@ -909,6 +911,7 @@
       <w:tr>
         <w:trPr>
           <w:trHeight w:val="499"/>
+          <w:cantSplit w:val="false"/>
         </w:trPr>
         <w:tc>
           <w:tcPr>
@@ -948,6 +951,7 @@
       <w:tr>
         <w:trPr>
           <w:trHeight w:val="1938"/>
+          <w:cantSplit w:val="false"/>
         </w:trPr>
         <w:tc>
           <w:tcPr>
@@ -1678,6 +1682,9 @@
         <w:gridCol w:w="7933"/>
       </w:tblGrid>
       <w:tr>
+        <w:trPr>
+          <w:cantSplit w:val="false"/>
+        </w:trPr>
         <w:tc>
           <w:tcPr>
             <w:tcW w:w="1701" w:type="dxa"/>
@@ -1808,6 +1815,9 @@
         </w:tc>
       </w:tr>
       <w:tr>
+        <w:trPr>
+          <w:cantSplit w:val="false"/>
+        </w:trPr>
         <w:tc>
           <w:tcPr>
             <w:tcW w:w="1701" w:type="dxa"/>
@@ -2299,6 +2309,9 @@
         <w:gridCol w:w="7933"/>
       </w:tblGrid>
       <w:tr>
+        <w:trPr>
+          <w:cantSplit w:val="false"/>
+        </w:trPr>
         <w:tc>
           <w:tcPr>
             <w:tcW w:w="1701" w:type="dxa"/>
@@ -2429,6 +2442,9 @@
         </w:tc>
       </w:tr>
       <w:tr>
+        <w:trPr>
+          <w:cantSplit w:val="false"/>
+        </w:trPr>
         <w:tc>
           <w:tcPr>
             <w:tcW w:w="1701" w:type="dxa"/>
@@ -2912,6 +2928,9 @@
         <w:gridCol w:w="7933"/>
       </w:tblGrid>
       <w:tr>
+        <w:trPr>
+          <w:cantSplit w:val="false"/>
+        </w:trPr>
         <w:tc>
           <w:tcPr>
             <w:tcW w:w="1701" w:type="dxa"/>
@@ -3043,6 +3062,9 @@
         </w:tc>
       </w:tr>
       <w:tr>
+        <w:trPr>
+          <w:cantSplit w:val="false"/>
+        </w:trPr>
         <w:tc>
           <w:tcPr>
             <w:tcW w:w="1701" w:type="dxa"/>
@@ -3526,6 +3548,9 @@
         <w:gridCol w:w="7933"/>
       </w:tblGrid>
       <w:tr>
+        <w:trPr>
+          <w:cantSplit w:val="false"/>
+        </w:trPr>
         <w:tc>
           <w:tcPr>
             <w:tcW w:w="1701" w:type="dxa"/>
@@ -3656,6 +3681,9 @@
         </w:tc>
       </w:tr>
       <w:tr>
+        <w:trPr>
+          <w:cantSplit w:val="false"/>
+        </w:trPr>
         <w:tc>
           <w:tcPr>
             <w:tcW w:w="1701" w:type="dxa"/>
@@ -4445,6 +4473,7 @@
       <w:tr>
         <w:trPr>
           <w:trHeight w:val="526"/>
+          <w:cantSplit w:val="false"/>
         </w:trPr>
         <w:tc>
           <w:tcPr>
@@ -4532,6 +4561,7 @@
       <w:tr>
         <w:trPr>
           <w:trHeight w:val="526"/>
+          <w:cantSplit w:val="false"/>
         </w:trPr>
         <w:tc>
           <w:tcPr>
@@ -4622,6 +4652,7 @@
       <w:tr>
         <w:trPr>
           <w:trHeight w:val="526"/>
+          <w:cantSplit w:val="false"/>
         </w:trPr>
         <w:tc>
           <w:tcPr>

--- a/template/template_infotel.docx
+++ b/template/template_infotel.docx
@@ -2282,7 +2282,7 @@
     </w:tbl>
     <w:p>
       <w:pPr>
-        <w:spacing w:after="0" w:line="360" w:lineRule="auto"/>
+        <w:spacing w:after="0" w:line="240" w:lineRule="auto" w:before="0"/>
         <w:rPr>
           <w:rFonts w:ascii="Calibri" w:hAnsi="Calibri" w:cs="Calibri"/>
           <w:b/>
@@ -2901,7 +2901,7 @@
     </w:tbl>
     <w:p>
       <w:pPr>
-        <w:spacing w:after="0" w:line="360" w:lineRule="auto"/>
+        <w:spacing w:after="0" w:line="240" w:lineRule="auto" w:before="0"/>
         <w:rPr>
           <w:rFonts w:ascii="Calibri" w:hAnsi="Calibri" w:cs="Calibri"/>
           <w:b/>
@@ -3521,7 +3521,7 @@
     </w:tbl>
     <w:p>
       <w:pPr>
-        <w:spacing w:after="0" w:line="360" w:lineRule="auto"/>
+        <w:spacing w:after="0" w:line="240" w:lineRule="auto" w:before="0"/>
         <w:rPr>
           <w:rFonts w:ascii="Calibri" w:hAnsi="Calibri" w:cs="Calibri"/>
           <w:b/>
@@ -4140,105 +4140,7 @@
     </w:tbl>
     <w:p>
       <w:pPr>
-        <w:spacing w:after="0" w:line="360" w:lineRule="auto"/>
-        <w:rPr>
-          <w:rFonts w:ascii="Calibri" w:hAnsi="Calibri" w:cs="Calibri"/>
-          <w:b/>
-          <w:bCs/>
-          <w:color w:val="0E2841"/>
-          <w:sz w:val="22"/>
-          <w:szCs w:val="22"/>
-          <w:u w:val="single"/>
-        </w:rPr>
-      </w:pPr>
-    </w:p>
-    <w:p>
-      <w:pPr>
-        <w:spacing w:after="0" w:line="360" w:lineRule="auto"/>
-        <w:rPr>
-          <w:rFonts w:ascii="Calibri" w:hAnsi="Calibri" w:cs="Calibri"/>
-          <w:b/>
-          <w:bCs/>
-          <w:color w:val="0E2841"/>
-          <w:sz w:val="22"/>
-          <w:szCs w:val="22"/>
-          <w:u w:val="single"/>
-        </w:rPr>
-      </w:pPr>
-    </w:p>
-    <w:p>
-      <w:pPr>
-        <w:spacing w:after="0" w:line="360" w:lineRule="auto"/>
-        <w:rPr>
-          <w:rFonts w:ascii="Calibri" w:hAnsi="Calibri" w:cs="Calibri"/>
-          <w:b/>
-          <w:bCs/>
-          <w:color w:val="0E2841"/>
-          <w:sz w:val="22"/>
-          <w:szCs w:val="22"/>
-          <w:u w:val="single"/>
-        </w:rPr>
-      </w:pPr>
-    </w:p>
-    <w:p>
-      <w:pPr>
-        <w:spacing w:after="0" w:line="360" w:lineRule="auto"/>
-        <w:rPr>
-          <w:rFonts w:ascii="Calibri" w:hAnsi="Calibri" w:cs="Calibri"/>
-          <w:b/>
-          <w:bCs/>
-          <w:color w:val="0E2841"/>
-          <w:sz w:val="22"/>
-          <w:szCs w:val="22"/>
-          <w:u w:val="single"/>
-        </w:rPr>
-      </w:pPr>
-    </w:p>
-    <w:p>
-      <w:pPr>
-        <w:spacing w:after="0" w:line="360" w:lineRule="auto"/>
-        <w:rPr>
-          <w:rFonts w:ascii="Calibri" w:hAnsi="Calibri" w:cs="Calibri"/>
-          <w:b/>
-          <w:bCs/>
-          <w:color w:val="0E2841"/>
-          <w:sz w:val="22"/>
-          <w:szCs w:val="22"/>
-          <w:u w:val="single"/>
-        </w:rPr>
-      </w:pPr>
-    </w:p>
-    <w:p>
-      <w:pPr>
-        <w:spacing w:after="0" w:line="360" w:lineRule="auto"/>
-        <w:rPr>
-          <w:rFonts w:ascii="Calibri" w:hAnsi="Calibri" w:cs="Calibri"/>
-          <w:b/>
-          <w:bCs/>
-          <w:color w:val="0E2841"/>
-          <w:sz w:val="22"/>
-          <w:szCs w:val="22"/>
-          <w:u w:val="single"/>
-        </w:rPr>
-      </w:pPr>
-    </w:p>
-    <w:p>
-      <w:pPr>
-        <w:spacing w:after="0" w:line="360" w:lineRule="auto"/>
-        <w:rPr>
-          <w:rFonts w:ascii="Calibri" w:hAnsi="Calibri" w:cs="Calibri"/>
-          <w:b/>
-          <w:bCs/>
-          <w:color w:val="0E2841"/>
-          <w:sz w:val="22"/>
-          <w:szCs w:val="22"/>
-          <w:u w:val="single"/>
-        </w:rPr>
-      </w:pPr>
-    </w:p>
-    <w:p>
-      <w:pPr>
-        <w:spacing w:after="0" w:line="360" w:lineRule="auto"/>
+        <w:spacing w:after="0" w:line="240" w:lineRule="auto" w:before="0"/>
         <w:rPr>
           <w:rFonts w:ascii="Calibri" w:hAnsi="Calibri" w:cs="Calibri"/>
           <w:b/>

--- a/template/template_infotel.docx
+++ b/template/template_infotel.docx
@@ -333,6 +333,7 @@
         <w:tabs>
           <w:tab w:val="left" w:pos="1418"/>
         </w:tabs>
+        <w:spacing w:line="240" w:lineRule="auto" w:before="0" w:after="0"/>
       </w:pPr>
       <w:r>
         <w:rPr>
@@ -526,7 +527,7 @@
     </w:p>
     <w:p>
       <w:pPr>
-        <w:spacing w:after="0"/>
+        <w:spacing w:after="0" w:line="240" w:lineRule="auto" w:before="0"/>
       </w:pPr>
     </w:p>
     <w:tbl>
@@ -550,8 +551,7 @@
       </w:tblGrid>
       <w:tr>
         <w:trPr>
-          <w:trHeight w:val="499"/>
-          <w:cantSplit w:val="false"/>
+          <w:cantSplit w:val="0"/>
         </w:trPr>
         <w:tc>
           <w:tcPr>
@@ -613,8 +613,7 @@
       </w:tr>
       <w:tr>
         <w:trPr>
-          <w:trHeight w:val="1441"/>
-          <w:cantSplit w:val="false"/>
+          <w:cantSplit w:val="0"/>
         </w:trPr>
         <w:tc>
           <w:tcPr>
@@ -887,6 +886,7 @@
           <w:sz w:val="18"/>
           <w:szCs w:val="18"/>
         </w:rPr>
+        <w:spacing w:line="240" w:lineRule="auto" w:before="0" w:after="0"/>
       </w:pPr>
     </w:p>
     <w:tbl>
@@ -910,8 +910,7 @@
       </w:tblGrid>
       <w:tr>
         <w:trPr>
-          <w:trHeight w:val="499"/>
-          <w:cantSplit w:val="false"/>
+          <w:cantSplit w:val="0"/>
         </w:trPr>
         <w:tc>
           <w:tcPr>
@@ -950,8 +949,7 @@
       </w:tr>
       <w:tr>
         <w:trPr>
-          <w:trHeight w:val="1938"/>
-          <w:cantSplit w:val="false"/>
+          <w:cantSplit w:val="0"/>
         </w:trPr>
         <w:tc>
           <w:tcPr>
@@ -1421,6 +1419,7 @@
         <w:tabs>
           <w:tab w:val="left" w:pos="2479"/>
         </w:tabs>
+        <w:spacing w:line="240" w:lineRule="auto" w:before="0" w:after="0"/>
       </w:pPr>
     </w:p>
     <w:p>
@@ -1428,6 +1427,7 @@
         <w:tabs>
           <w:tab w:val="left" w:pos="2479"/>
         </w:tabs>
+        <w:spacing w:line="240" w:lineRule="auto" w:before="0" w:after="0"/>
       </w:pPr>
     </w:p>
     <w:p>
@@ -1435,6 +1435,7 @@
         <w:tabs>
           <w:tab w:val="left" w:pos="2479"/>
         </w:tabs>
+        <w:spacing w:line="240" w:lineRule="auto" w:before="0" w:after="0"/>
       </w:pPr>
     </w:p>
     <w:p>
@@ -1442,6 +1443,7 @@
         <w:tabs>
           <w:tab w:val="left" w:pos="2479"/>
         </w:tabs>
+        <w:spacing w:line="240" w:lineRule="auto" w:before="0" w:after="0"/>
       </w:pPr>
     </w:p>
     <w:p>
@@ -1449,6 +1451,7 @@
         <w:tabs>
           <w:tab w:val="left" w:pos="2479"/>
         </w:tabs>
+        <w:spacing w:line="240" w:lineRule="auto" w:before="0" w:after="0"/>
       </w:pPr>
     </w:p>
     <w:p>
@@ -1456,6 +1459,7 @@
         <w:tabs>
           <w:tab w:val="left" w:pos="2479"/>
         </w:tabs>
+        <w:spacing w:line="240" w:lineRule="auto" w:before="0" w:after="0"/>
       </w:pPr>
     </w:p>
     <w:p>
@@ -1463,6 +1467,7 @@
         <w:tabs>
           <w:tab w:val="left" w:pos="2479"/>
         </w:tabs>
+        <w:pageBreakBefore/>
       </w:pPr>
       <w:r>
         <w:rPr>
@@ -1595,6 +1600,7 @@
         <w:tabs>
           <w:tab w:val="left" w:pos="2479"/>
         </w:tabs>
+        <w:spacing w:line="240" w:lineRule="auto" w:before="0" w:after="0"/>
       </w:pPr>
     </w:p>
     <w:p>
@@ -1602,6 +1608,7 @@
         <w:tabs>
           <w:tab w:val="left" w:pos="2479"/>
         </w:tabs>
+        <w:spacing w:line="240" w:lineRule="auto" w:before="0" w:after="0"/>
       </w:pPr>
       <w:r>
         <w:rPr>
@@ -1665,6 +1672,7 @@
         <w:tabs>
           <w:tab w:val="left" w:pos="2479"/>
         </w:tabs>
+        <w:spacing w:line="240" w:lineRule="auto" w:before="0" w:after="0"/>
       </w:pPr>
     </w:p>
     <w:tbl>
@@ -1683,7 +1691,7 @@
       </w:tblGrid>
       <w:tr>
         <w:trPr>
-          <w:cantSplit w:val="false"/>
+          <w:cantSplit w:val="0"/>
         </w:trPr>
         <w:tc>
           <w:tcPr>
@@ -1816,7 +1824,7 @@
       </w:tr>
       <w:tr>
         <w:trPr>
-          <w:cantSplit w:val="false"/>
+          <w:cantSplit w:val="0"/>
         </w:trPr>
         <w:tc>
           <w:tcPr>
@@ -2310,7 +2318,7 @@
       </w:tblGrid>
       <w:tr>
         <w:trPr>
-          <w:cantSplit w:val="false"/>
+          <w:cantSplit w:val="0"/>
         </w:trPr>
         <w:tc>
           <w:tcPr>
@@ -2443,7 +2451,7 @@
       </w:tr>
       <w:tr>
         <w:trPr>
-          <w:cantSplit w:val="false"/>
+          <w:cantSplit w:val="0"/>
         </w:trPr>
         <w:tc>
           <w:tcPr>
@@ -2929,7 +2937,7 @@
       </w:tblGrid>
       <w:tr>
         <w:trPr>
-          <w:cantSplit w:val="false"/>
+          <w:cantSplit w:val="0"/>
         </w:trPr>
         <w:tc>
           <w:tcPr>
@@ -3063,7 +3071,7 @@
       </w:tr>
       <w:tr>
         <w:trPr>
-          <w:cantSplit w:val="false"/>
+          <w:cantSplit w:val="0"/>
         </w:trPr>
         <w:tc>
           <w:tcPr>
@@ -3549,7 +3557,7 @@
       </w:tblGrid>
       <w:tr>
         <w:trPr>
-          <w:cantSplit w:val="false"/>
+          <w:cantSplit w:val="0"/>
         </w:trPr>
         <w:tc>
           <w:tcPr>
@@ -3682,7 +3690,7 @@
       </w:tr>
       <w:tr>
         <w:trPr>
-          <w:cantSplit w:val="false"/>
+          <w:cantSplit w:val="0"/>
         </w:trPr>
         <w:tc>
           <w:tcPr>
@@ -4159,6 +4167,7 @@
           <w:szCs w:val="18"/>
           <w:lang w:val="en-GB"/>
         </w:rPr>
+        <w:spacing w:line="240" w:lineRule="auto" w:before="0" w:after="0"/>
       </w:pPr>
     </w:p>
     <w:p>
@@ -4295,6 +4304,7 @@
           <w:szCs w:val="18"/>
           <w:lang w:val="en-GB"/>
         </w:rPr>
+        <w:spacing w:line="240" w:lineRule="auto" w:before="0" w:after="0"/>
       </w:pPr>
       <w:r>
         <w:rPr>
@@ -4356,6 +4366,7 @@
           <w:szCs w:val="18"/>
           <w:lang w:val="en-GB"/>
         </w:rPr>
+        <w:spacing w:line="240" w:lineRule="auto" w:before="0" w:after="0"/>
       </w:pPr>
     </w:p>
     <w:tbl>
@@ -4374,8 +4385,7 @@
       </w:tblGrid>
       <w:tr>
         <w:trPr>
-          <w:trHeight w:val="526"/>
-          <w:cantSplit w:val="false"/>
+          <w:cantSplit w:val="0"/>
         </w:trPr>
         <w:tc>
           <w:tcPr>
@@ -4462,8 +4472,7 @@
       </w:tr>
       <w:tr>
         <w:trPr>
-          <w:trHeight w:val="526"/>
-          <w:cantSplit w:val="false"/>
+          <w:cantSplit w:val="0"/>
         </w:trPr>
         <w:tc>
           <w:tcPr>
@@ -4553,8 +4562,7 @@
       </w:tr>
       <w:tr>
         <w:trPr>
-          <w:trHeight w:val="526"/>
-          <w:cantSplit w:val="false"/>
+          <w:cantSplit w:val="0"/>
         </w:trPr>
         <w:tc>
           <w:tcPr>
@@ -4646,6 +4654,7 @@
           <w:sz w:val="18"/>
           <w:szCs w:val="18"/>
         </w:rPr>
+        <w:spacing w:line="240" w:lineRule="auto" w:before="0" w:after="0"/>
       </w:pPr>
     </w:p>
     <w:sectPr>

--- a/template/template_infotel.docx
+++ b/template/template_infotel.docx
@@ -544,7 +544,7 @@
           <w:insideV w:val="single" w:sz="8" w:space="0" w:color="042333"/>
         </w:tblBorders>
         <w:tblLayout w:type="fixed"/>
-        <w:tblLook w:val="01E0" w:firstRow="1" w:lastRow="1" w:firstColumn="1" w:lastColumn="1" w:noHBand="0" w:noVBand="0"/>
+        <w:tblLook w:val="0400"/>
       </w:tblPr>
       <w:tblGrid>
         <w:gridCol w:w="10190"/>
@@ -903,7 +903,7 @@
           <w:insideV w:val="single" w:sz="8" w:space="0" w:color="042333"/>
         </w:tblBorders>
         <w:tblLayout w:type="fixed"/>
-        <w:tblLook w:val="01E0" w:firstRow="1" w:lastRow="1" w:firstColumn="1" w:lastColumn="1" w:noHBand="0" w:noVBand="0"/>
+        <w:tblLook w:val="0400"/>
       </w:tblPr>
       <w:tblGrid>
         <w:gridCol w:w="10190"/>
@@ -1683,7 +1683,8 @@
           <w:left w:w="10" w:type="dxa"/>
           <w:right w:w="10" w:type="dxa"/>
         </w:tblCellMar>
-        <w:tblLook w:val="04A0" w:firstRow="1" w:lastRow="0" w:firstColumn="1" w:lastColumn="0" w:noHBand="0" w:noVBand="1"/>
+        <w:tblLook w:val="0400"/>
+        <w:tblLayout w:type="fixed"/>
       </w:tblPr>
       <w:tblGrid>
         <w:gridCol w:w="1701"/>
@@ -2310,7 +2311,8 @@
           <w:left w:w="10" w:type="dxa"/>
           <w:right w:w="10" w:type="dxa"/>
         </w:tblCellMar>
-        <w:tblLook w:val="04A0" w:firstRow="1" w:lastRow="0" w:firstColumn="1" w:lastColumn="0" w:noHBand="0" w:noVBand="1"/>
+        <w:tblLook w:val="0400"/>
+        <w:tblLayout w:type="fixed"/>
       </w:tblPr>
       <w:tblGrid>
         <w:gridCol w:w="1701"/>
@@ -2929,7 +2931,8 @@
           <w:left w:w="10" w:type="dxa"/>
           <w:right w:w="10" w:type="dxa"/>
         </w:tblCellMar>
-        <w:tblLook w:val="04A0" w:firstRow="1" w:lastRow="0" w:firstColumn="1" w:lastColumn="0" w:noHBand="0" w:noVBand="1"/>
+        <w:tblLook w:val="0400"/>
+        <w:tblLayout w:type="fixed"/>
       </w:tblPr>
       <w:tblGrid>
         <w:gridCol w:w="1701"/>
@@ -3549,7 +3552,8 @@
           <w:left w:w="10" w:type="dxa"/>
           <w:right w:w="10" w:type="dxa"/>
         </w:tblCellMar>
-        <w:tblLook w:val="04A0" w:firstRow="1" w:lastRow="0" w:firstColumn="1" w:lastColumn="0" w:noHBand="0" w:noVBand="1"/>
+        <w:tblLook w:val="0400"/>
+        <w:tblLayout w:type="fixed"/>
       </w:tblPr>
       <w:tblGrid>
         <w:gridCol w:w="1701"/>
@@ -4377,7 +4381,8 @@
           <w:left w:w="10" w:type="dxa"/>
           <w:right w:w="10" w:type="dxa"/>
         </w:tblCellMar>
-        <w:tblLook w:val="04A0" w:firstRow="1" w:lastRow="0" w:firstColumn="1" w:lastColumn="0" w:noHBand="0" w:noVBand="1"/>
+        <w:tblLook w:val="0400"/>
+        <w:tblLayout w:type="fixed"/>
       </w:tblPr>
       <w:tblGrid>
         <w:gridCol w:w="1134"/>
